--- a/FaizanMalek_Resume_GameDesign.docx
+++ b/FaizanMalek_Resume_GameDesign.docx
@@ -41,7 +41,7 @@
       <w:pPr>
         <w:spacing w:after="60" w:before="0"/>
       </w:pPr>
-      <w:hyperlink w:history="1" r:id="rIddcybzybse3td0z43xa0ax">
+      <w:hyperlink w:history="1" r:id="rId9hr8wuepnq3q-egjaqnhq">
         <w:r>
           <w:rPr>
             <w:rFonts w:ascii="Calibri" w:cs="Calibri" w:eastAsia="Calibri" w:hAnsi="Calibri"/>
@@ -50,7 +50,7 @@
             <w:szCs w:val="21"/>
             <w:u w:val="single"/>
           </w:rPr>
-          <w:t xml:space="preserve">Portfolio: faizanmalek.github.io</w:t>
+          <w:t xml:space="preserve">Portfolio: faizanmalek.github.io/gameDesign</w:t>
         </w:r>
       </w:hyperlink>
       <w:r>
@@ -66,7 +66,7 @@
         </w:rPr>
         <w:t xml:space="preserve">    ·    </w:t>
       </w:r>
-      <w:hyperlink w:history="1" r:id="rIdgmhy07plf9vk3dcyfgc6p">
+      <w:hyperlink w:history="1" r:id="rIdm7kgt9o5y8gj5pjv2nmab">
         <w:r>
           <w:rPr>
             <w:rFonts w:ascii="Calibri" w:cs="Calibri" w:eastAsia="Calibri" w:hAnsi="Calibri"/>
@@ -91,7 +91,7 @@
         </w:rPr>
         <w:t xml:space="preserve">    ·    </w:t>
       </w:r>
-      <w:hyperlink w:history="1" r:id="rIdc8zhd8y0rmg3_xyfdwm1n">
+      <w:hyperlink w:history="1" r:id="rIdglfayziv0z6ogm_xdnxfp">
         <w:r>
           <w:rPr>
             <w:rFonts w:ascii="Calibri" w:cs="Calibri" w:eastAsia="Calibri" w:hAnsi="Calibri"/>
@@ -248,7 +248,7 @@
         </w:rPr>
         <w:t xml:space="preserve">Portfolio and playable prototype: </w:t>
       </w:r>
-      <w:hyperlink w:history="1" r:id="rId4jhntfed8qcl4gffcllog">
+      <w:hyperlink w:history="1" r:id="rIdqw9nyswmeplfxtlvgnxhg">
         <w:r>
           <w:rPr>
             <w:rFonts w:ascii="Calibri" w:cs="Calibri" w:eastAsia="Calibri" w:hAnsi="Calibri"/>
@@ -257,7 +257,7 @@
             <w:szCs w:val="21"/>
             <w:u w:val="single"/>
           </w:rPr>
-          <w:t xml:space="preserve">faizanmalek.github.io</w:t>
+          <w:t xml:space="preserve">faizanmalek.github.io/gameDesign</w:t>
         </w:r>
       </w:hyperlink>
     </w:p>
